--- a/docs/voice-platform/32-backchannels-and-the-audio-native-turn-2026-09-10.docx
+++ b/docs/voice-platform/32-backchannels-and-the-audio-native-turn-2026-09-10.docx
@@ -2633,7 +2633,29 @@
         <w:rPr>
           <w:rFonts w:ascii="Nirmala UI" w:hAnsi="Nirmala UI" w:eastAsia="Nirmala UI" w:cs="Nirmala UI"/>
         </w:rPr>
-        <w:t>):</w:t>
+        <w:t>) — superseded by the</w:t>
+      </w:r>
+    </w:p>
+    <w:p>
+      <w:pPr>
+        <w:spacing w:after="120"/>
+      </w:pPr>
+      <w:r>
+        <w:rPr>
+          <w:rFonts w:ascii="Nirmala UI" w:hAnsi="Nirmala UI" w:eastAsia="Nirmala UI" w:cs="Nirmala UI"/>
+        </w:rPr>
+        <w:t>60-call numbers in section 4, and kept because the two disagree by more than</w:t>
+      </w:r>
+    </w:p>
+    <w:p>
+      <w:pPr>
+        <w:spacing w:after="120"/>
+      </w:pPr>
+      <w:r>
+        <w:rPr>
+          <w:rFonts w:ascii="Nirmala UI" w:hAnsi="Nirmala UI" w:eastAsia="Nirmala UI" w:cs="Nirmala UI"/>
+        </w:rPr>
+        <w:t>noise, which is itself the lesson about subset sizes:</w:t>
       </w:r>
     </w:p>
     <w:tbl>
@@ -3787,7 +3809,147 @@
                 <w:rFonts w:ascii="Nirmala UI" w:hAnsi="Nirmala UI" w:eastAsia="Nirmala UI" w:cs="Nirmala UI"/>
                 <w:sz w:val="18"/>
               </w:rPr>
-              <w:t>selectable via config; nothing selects it yet</w:t>
+              <w:t xml:space="preserve">selectable via config; </w:t>
+            </w:r>
+            <w:r>
+              <w:rPr>
+                <w:rFonts w:ascii="Nirmala UI" w:hAnsi="Nirmala UI" w:eastAsia="Nirmala UI" w:cs="Nirmala UI"/>
+                <w:b/>
+                <w:sz w:val="18"/>
+              </w:rPr>
+              <w:t>not yet deployed</w:t>
+            </w:r>
+          </w:p>
+        </w:tc>
+      </w:tr>
+      <w:tr>
+        <w:tc>
+          <w:tcPr>
+            <w:tcW w:type="dxa" w:w="4320"/>
+          </w:tcPr>
+          <w:p>
+            <w:pPr>
+              <w:spacing w:before="40" w:after="40"/>
+            </w:pPr>
+            <w:r>
+              <w:rPr>
+                <w:rFonts w:ascii="Nirmala UI" w:hAnsi="Nirmala UI" w:eastAsia="Nirmala UI" w:cs="Nirmala UI"/>
+                <w:sz w:val="18"/>
+              </w:rPr>
+              <w:t>Chosen endpoint</w:t>
+            </w:r>
+          </w:p>
+        </w:tc>
+        <w:tc>
+          <w:tcPr>
+            <w:tcW w:type="dxa" w:w="4320"/>
+          </w:tcPr>
+          <w:p>
+            <w:pPr>
+              <w:spacing w:before="40" w:after="40"/>
+            </w:pPr>
+            <w:r>
+              <w:rPr>
+                <w:rFonts w:ascii="Nirmala UI" w:hAnsi="Nirmala UI" w:eastAsia="Nirmala UI" w:cs="Nirmala UI"/>
+                <w:sz w:val="18"/>
+              </w:rPr>
+              <w:t xml:space="preserve">band 0.90, min 0.30, </w:t>
+            </w:r>
+            <w:r>
+              <w:rPr>
+                <w:rFonts w:ascii="Nirmala UI" w:hAnsi="Nirmala UI" w:eastAsia="Nirmala UI" w:cs="Nirmala UI"/>
+                <w:b/>
+                <w:sz w:val="18"/>
+              </w:rPr>
+              <w:t>ceiling 2.20, unsure floor 0.90</w:t>
+            </w:r>
+          </w:p>
+        </w:tc>
+      </w:tr>
+      <w:tr>
+        <w:tc>
+          <w:tcPr>
+            <w:tcW w:type="dxa" w:w="4320"/>
+          </w:tcPr>
+          <w:p>
+            <w:pPr>
+              <w:spacing w:before="40" w:after="40"/>
+            </w:pPr>
+            <w:r>
+              <w:rPr>
+                <w:rFonts w:ascii="Nirmala UI" w:hAnsi="Nirmala UI" w:eastAsia="Nirmala UI" w:cs="Nirmala UI"/>
+                <w:sz w:val="18"/>
+              </w:rPr>
+              <w:t>Measured, 60 calls</w:t>
+            </w:r>
+          </w:p>
+        </w:tc>
+        <w:tc>
+          <w:tcPr>
+            <w:tcW w:type="dxa" w:w="4320"/>
+          </w:tcPr>
+          <w:p>
+            <w:pPr>
+              <w:spacing w:before="40" w:after="40"/>
+            </w:pPr>
+            <w:r>
+              <w:rPr>
+                <w:rFonts w:ascii="Nirmala UI" w:hAnsi="Nirmala UI" w:eastAsia="Nirmala UI" w:cs="Nirmala UI"/>
+                <w:b/>
+                <w:sz w:val="18"/>
+              </w:rPr>
+              <w:t>14.5% cut off</w:t>
+            </w:r>
+            <w:r>
+              <w:rPr>
+                <w:rFonts w:ascii="Nirmala UI" w:hAnsi="Nirmala UI" w:eastAsia="Nirmala UI" w:cs="Nirmala UI"/>
+                <w:sz w:val="18"/>
+              </w:rPr>
+              <w:t xml:space="preserve"> vs the live agent's 23.0%</w:t>
+            </w:r>
+          </w:p>
+        </w:tc>
+      </w:tr>
+      <w:tr>
+        <w:tc>
+          <w:tcPr>
+            <w:tcW w:type="dxa" w:w="4320"/>
+          </w:tcPr>
+          <w:p>
+            <w:pPr>
+              <w:spacing w:before="40" w:after="40"/>
+            </w:pPr>
+            <w:r>
+              <w:rPr>
+                <w:rFonts w:ascii="Nirmala UI" w:hAnsi="Nirmala UI" w:eastAsia="Nirmala UI" w:cs="Nirmala UI"/>
+                <w:sz w:val="18"/>
+              </w:rPr>
+              <w:t>Encoder cost</w:t>
+            </w:r>
+          </w:p>
+        </w:tc>
+        <w:tc>
+          <w:tcPr>
+            <w:tcW w:type="dxa" w:w="4320"/>
+          </w:tcPr>
+          <w:p>
+            <w:pPr>
+              <w:spacing w:before="40" w:after="40"/>
+            </w:pPr>
+            <w:r>
+              <w:rPr>
+                <w:rFonts w:ascii="Nirmala UI" w:hAnsi="Nirmala UI" w:eastAsia="Nirmala UI" w:cs="Nirmala UI"/>
+                <w:b/>
+                <w:sz w:val="18"/>
+              </w:rPr>
+              <w:t>1.5 inferences per turn</w:t>
+            </w:r>
+            <w:r>
+              <w:rPr>
+                <w:rFonts w:ascii="Nirmala UI" w:hAnsi="Nirmala UI" w:eastAsia="Nirmala UI" w:cs="Nirmala UI"/>
+                <w:sz w:val="18"/>
+              </w:rPr>
+              <w:t xml:space="preserve"> (was 64), 0.2-4.9% of realtime</w:t>
             </w:r>
           </w:p>
         </w:tc>
@@ -4003,6 +4165,1540 @@
           <w:rFonts w:ascii="Nirmala UI" w:hAnsi="Nirmala UI" w:eastAsia="Nirmala UI" w:cs="Nirmala UI"/>
         </w:rPr>
         <w:t>trade on Telugu and a decision to be made against measurements.</w:t>
+      </w:r>
+    </w:p>
+    <w:p>
+      <w:pPr>
+        <w:jc w:val="center"/>
+      </w:pPr>
+      <w:r>
+        <w:rPr>
+          <w:color w:val="C0C0C0"/>
+        </w:rPr>
+        <w:t>────────────────────────────────────────</w:t>
+      </w:r>
+    </w:p>
+    <w:p>
+      <w:pPr>
+        <w:pStyle w:val="Heading1"/>
+      </w:pPr>
+      <w:r>
+        <w:rPr>
+          <w:rFonts w:ascii="Nirmala UI" w:hAnsi="Nirmala UI" w:eastAsia="Nirmala UI" w:cs="Nirmala UI"/>
+          <w:color w:val="1F4E79"/>
+        </w:rPr>
+        <w:t>4. "if I lag more like ahhhhhhhhhhhhh, it is not waiting"</w:t>
+      </w:r>
+    </w:p>
+    <w:p>
+      <w:pPr>
+        <w:spacing w:after="120"/>
+      </w:pPr>
+      <w:r>
+        <w:rPr>
+          <w:rFonts w:ascii="Nirmala UI" w:hAnsi="Nirmala UI" w:eastAsia="Nirmala UI" w:cs="Nirmala UI"/>
+        </w:rPr>
+        <w:t>The client's report, and the most useful sentence of the day, because chasing</w:t>
+      </w:r>
+    </w:p>
+    <w:p>
+      <w:pPr>
+        <w:spacing w:after="120"/>
+      </w:pPr>
+      <w:r>
+        <w:rPr>
+          <w:rFonts w:ascii="Nirmala UI" w:hAnsi="Nirmala UI" w:eastAsia="Nirmala UI" w:cs="Nirmala UI"/>
+        </w:rPr>
+        <w:t>it found a dead guard and an unexamined ceiling.</w:t>
+      </w:r>
+    </w:p>
+    <w:p>
+      <w:pPr>
+        <w:pStyle w:val="Heading2"/>
+      </w:pPr>
+      <w:r>
+        <w:rPr>
+          <w:rFonts w:ascii="Nirmala UI" w:hAnsi="Nirmala UI" w:eastAsia="Nirmala UI" w:cs="Nirmala UI"/>
+          <w:color w:val="1F4E79"/>
+        </w:rPr>
+        <w:t>What a drawn-out filler does to the endpoint</w:t>
+      </w:r>
+    </w:p>
+    <w:p>
+      <w:pPr>
+        <w:spacing w:after="120"/>
+      </w:pPr>
+      <w:r>
+        <w:rPr>
+          <w:rFonts w:ascii="Consolas" w:hAnsi="Consolas" w:eastAsia="Consolas" w:cs="Consolas"/>
+          <w:color w:val="A31D1D"/>
+          <w:sz w:val="18"/>
+        </w:rPr>
+        <w:t>completeness.HESITATIONS</w:t>
+      </w:r>
+      <w:r>
+        <w:rPr>
+          <w:rFonts w:ascii="Nirmala UI" w:hAnsi="Nirmala UI" w:eastAsia="Nirmala UI" w:cs="Nirmala UI"/>
+        </w:rPr>
+        <w:t xml:space="preserve"> already knows "ఆ" and "hmm" are stalling noises, but</w:t>
+      </w:r>
+    </w:p>
+    <w:p>
+      <w:pPr>
+        <w:spacing w:after="120"/>
+      </w:pPr>
+      <w:r>
+        <w:rPr>
+          <w:rFonts w:ascii="Nirmala UI" w:hAnsi="Nirmala UI" w:eastAsia="Nirmala UI" w:cs="Nirmala UI"/>
+        </w:rPr>
+        <w:t xml:space="preserve">it reads TEXT, and production runs </w:t>
+      </w:r>
+      <w:r>
+        <w:rPr>
+          <w:rFonts w:ascii="Consolas" w:hAnsi="Consolas" w:eastAsia="Consolas" w:cs="Consolas"/>
+          <w:color w:val="A31D1D"/>
+          <w:sz w:val="18"/>
+        </w:rPr>
+        <w:t>saarika:v2.5</w:t>
+      </w:r>
+      <w:r>
+        <w:rPr>
+          <w:rFonts w:ascii="Nirmala UI" w:hAnsi="Nirmala UI" w:eastAsia="Nirmala UI" w:cs="Nirmala UI"/>
+        </w:rPr>
+        <w:t>, which emits no interim</w:t>
+      </w:r>
+    </w:p>
+    <w:p>
+      <w:pPr>
+        <w:spacing w:after="120"/>
+      </w:pPr>
+      <w:r>
+        <w:rPr>
+          <w:rFonts w:ascii="Nirmala UI" w:hAnsi="Nirmala UI" w:eastAsia="Nirmala UI" w:cs="Nirmala UI"/>
+        </w:rPr>
+        <w:t>transcripts — no text exists until after the caller has stopped, which is after</w:t>
+      </w:r>
+    </w:p>
+    <w:p>
+      <w:pPr>
+        <w:spacing w:after="120"/>
+      </w:pPr>
+      <w:r>
+        <w:rPr>
+          <w:rFonts w:ascii="Nirmala UI" w:hAnsi="Nirmala UI" w:eastAsia="Nirmala UI" w:cs="Nirmala UI"/>
+        </w:rPr>
+        <w:t>the decision was taken.</w:t>
+      </w:r>
+    </w:p>
+    <w:p>
+      <w:pPr>
+        <w:spacing w:after="120"/>
+      </w:pPr>
+      <w:r>
+        <w:rPr>
+          <w:rFonts w:ascii="Nirmala UI" w:hAnsi="Nirmala UI" w:eastAsia="Nirmala UI" w:cs="Nirmala UI"/>
+        </w:rPr>
+        <w:t>The 16 prosody features cannot see it either. A three-second "aaaahhhh" is</w:t>
+      </w:r>
+    </w:p>
+    <w:p>
+      <w:pPr>
+        <w:spacing w:after="120"/>
+      </w:pPr>
+      <w:r>
+        <w:rPr>
+          <w:rFonts w:ascii="Nirmala UI" w:hAnsi="Nirmala UI" w:eastAsia="Nirmala UI" w:cs="Nirmala UI"/>
+        </w:rPr>
+        <w:t>long, steady, voiced and level, which reads as a calm finished sentence in every</w:t>
+      </w:r>
+    </w:p>
+    <w:p>
+      <w:pPr>
+        <w:spacing w:after="120"/>
+      </w:pPr>
+      <w:r>
+        <w:rPr>
+          <w:rFonts w:ascii="Nirmala UI" w:hAnsi="Nirmala UI" w:eastAsia="Nirmala UI" w:cs="Nirmala UI"/>
+        </w:rPr>
+        <w:t xml:space="preserve">one of them. Worse, because it is </w:t>
+      </w:r>
+      <w:r>
+        <w:rPr>
+          <w:rFonts w:ascii="Nirmala UI" w:hAnsi="Nirmala UI" w:eastAsia="Nirmala UI" w:cs="Nirmala UI"/>
+          <w:i/>
+        </w:rPr>
+        <w:t>long</w:t>
+      </w:r>
+      <w:r>
+        <w:rPr>
+          <w:rFonts w:ascii="Nirmala UI" w:hAnsi="Nirmala UI" w:eastAsia="Nirmala UI" w:cs="Nirmala UI"/>
+        </w:rPr>
+        <w:t>, the fragment floor — the one guard</w:t>
+      </w:r>
+    </w:p>
+    <w:p>
+      <w:pPr>
+        <w:spacing w:after="120"/>
+      </w:pPr>
+      <w:r>
+        <w:rPr>
+          <w:rFonts w:ascii="Nirmala UI" w:hAnsi="Nirmala UI" w:eastAsia="Nirmala UI" w:cs="Nirmala UI"/>
+        </w:rPr>
+        <w:t xml:space="preserve">that buys extra patience — does not apply: </w:t>
+      </w:r>
+      <w:r>
+        <w:rPr>
+          <w:rFonts w:ascii="Consolas" w:hAnsi="Consolas" w:eastAsia="Consolas" w:cs="Consolas"/>
+          <w:color w:val="A31D1D"/>
+          <w:sz w:val="18"/>
+        </w:rPr>
+        <w:t>_bar()</w:t>
+      </w:r>
+      <w:r>
+        <w:rPr>
+          <w:rFonts w:ascii="Nirmala UI" w:hAnsi="Nirmala UI" w:eastAsia="Nirmala UI" w:cs="Nirmala UI"/>
+        </w:rPr>
+        <w:t xml:space="preserve"> only raises the bar when</w:t>
+      </w:r>
+    </w:p>
+    <w:p>
+      <w:pPr>
+        <w:spacing w:after="120"/>
+      </w:pPr>
+      <w:r>
+        <w:rPr>
+          <w:rFonts w:ascii="Consolas" w:hAnsi="Consolas" w:eastAsia="Consolas" w:cs="Consolas"/>
+          <w:color w:val="A31D1D"/>
+          <w:sz w:val="18"/>
+        </w:rPr>
+        <w:t>_speech_secs &lt; fragment_secs</w:t>
+      </w:r>
+      <w:r>
+        <w:rPr>
+          <w:rFonts w:ascii="Nirmala UI" w:hAnsi="Nirmala UI" w:eastAsia="Nirmala UI" w:cs="Nirmala UI"/>
+        </w:rPr>
+        <w:t>. **The case that most obviously needs patience is</w:t>
+      </w:r>
+    </w:p>
+    <w:p>
+      <w:pPr>
+        <w:spacing w:after="120"/>
+      </w:pPr>
+      <w:r>
+        <w:rPr>
+          <w:rFonts w:ascii="Nirmala UI" w:hAnsi="Nirmala UI" w:eastAsia="Nirmala UI" w:cs="Nirmala UI"/>
+        </w:rPr>
+        <w:t>the case that asks for least.**</w:t>
+      </w:r>
+    </w:p>
+    <w:p>
+      <w:pPr>
+        <w:pStyle w:val="Heading2"/>
+      </w:pPr>
+      <w:r>
+        <w:rPr>
+          <w:rFonts w:ascii="Nirmala UI" w:hAnsi="Nirmala UI" w:eastAsia="Nirmala UI" w:cs="Nirmala UI"/>
+          <w:color w:val="1F4E79"/>
+        </w:rPr>
+        <w:t>A hypothesis, measured and dropped</w:t>
+      </w:r>
+    </w:p>
+    <w:p>
+      <w:pPr>
+        <w:spacing w:after="120"/>
+      </w:pPr>
+      <w:r>
+        <w:rPr>
+          <w:rFonts w:ascii="Nirmala UI" w:hAnsi="Nirmala UI" w:eastAsia="Nirmala UI" w:cs="Nirmala UI"/>
+        </w:rPr>
+        <w:t>The first idea was to detect the filler acoustically: a filled pause is a</w:t>
+      </w:r>
+    </w:p>
+    <w:p>
+      <w:pPr>
+        <w:spacing w:after="120"/>
+      </w:pPr>
+      <w:r>
+        <w:rPr>
+          <w:rFonts w:ascii="Nirmala UI" w:hAnsi="Nirmala UI" w:eastAsia="Nirmala UI" w:cs="Nirmala UI"/>
+          <w:i/>
+        </w:rPr>
+        <w:t>steady state</w:t>
+      </w:r>
+      <w:r>
+        <w:rPr>
+          <w:rFonts w:ascii="Nirmala UI" w:hAnsi="Nirmala UI" w:eastAsia="Nirmala UI" w:cs="Nirmala UI"/>
+        </w:rPr>
+        <w:t xml:space="preserve"> — pitch, formants and energy all stop moving, while real speech</w:t>
+      </w:r>
+    </w:p>
+    <w:p>
+      <w:pPr>
+        <w:spacing w:after="120"/>
+      </w:pPr>
+      <w:r>
+        <w:rPr>
+          <w:rFonts w:ascii="Nirmala UI" w:hAnsi="Nirmala UI" w:eastAsia="Nirmala UI" w:cs="Nirmala UI"/>
+        </w:rPr>
+        <w:t xml:space="preserve">is continuous change. </w:t>
+      </w:r>
+      <w:r>
+        <w:rPr>
+          <w:rFonts w:ascii="Consolas" w:hAnsi="Consolas" w:eastAsia="Consolas" w:cs="Consolas"/>
+          <w:color w:val="A31D1D"/>
+          <w:sz w:val="18"/>
+        </w:rPr>
+        <w:t>tools/measure_held_vowel.py</w:t>
+      </w:r>
+      <w:r>
+        <w:rPr>
+          <w:rFonts w:ascii="Nirmala UI" w:hAnsi="Nirmala UI" w:eastAsia="Nirmala UI" w:cs="Nirmala UI"/>
+        </w:rPr>
+        <w:t xml:space="preserve"> scores four stationarity</w:t>
+      </w:r>
+    </w:p>
+    <w:p>
+      <w:pPr>
+        <w:spacing w:after="120"/>
+      </w:pPr>
+      <w:r>
+        <w:rPr>
+          <w:rFonts w:ascii="Nirmala UI" w:hAnsi="Nirmala UI" w:eastAsia="Nirmala UI" w:cs="Nirmala UI"/>
+        </w:rPr>
+        <w:t>numbers over the last 0.5 s of every labelled burst.</w:t>
+      </w:r>
+    </w:p>
+    <w:p>
+      <w:pPr>
+        <w:spacing w:after="120"/>
+      </w:pPr>
+      <w:r>
+        <w:rPr>
+          <w:rFonts w:ascii="Nirmala UI" w:hAnsi="Nirmala UI" w:eastAsia="Nirmala UI" w:cs="Nirmala UI"/>
+          <w:b/>
+        </w:rPr>
+        <w:t>It does not separate.</w:t>
+      </w:r>
+      <w:r>
+        <w:rPr>
+          <w:rFonts w:ascii="Nirmala UI" w:hAnsi="Nirmala UI" w:eastAsia="Nirmala UI" w:cs="Nirmala UI"/>
+        </w:rPr>
+        <w:t xml:space="preserve"> Across 574 bursts from 120 calls the distributions for</w:t>
+      </w:r>
+    </w:p>
+    <w:p>
+      <w:pPr>
+        <w:spacing w:after="120"/>
+      </w:pPr>
+      <w:r>
+        <w:rPr>
+          <w:rFonts w:ascii="Nirmala UI" w:hAnsi="Nirmala UI" w:eastAsia="Nirmala UI" w:cs="Nirmala UI"/>
+        </w:rPr>
+        <w:t>"kept going" and "finished" sit on top of each other, and spectral flux runs the</w:t>
+      </w:r>
+    </w:p>
+    <w:p>
+      <w:pPr>
+        <w:spacing w:after="120"/>
+      </w:pPr>
+      <w:r>
+        <w:rPr>
+          <w:rFonts w:ascii="Nirmala UI" w:hAnsi="Nirmala UI" w:eastAsia="Nirmala UI" w:cs="Nirmala UI"/>
+          <w:i/>
+        </w:rPr>
+        <w:t>wrong</w:t>
+      </w:r>
+      <w:r>
+        <w:rPr>
+          <w:rFonts w:ascii="Nirmala UI" w:hAnsi="Nirmala UI" w:eastAsia="Nirmala UI" w:cs="Nirmala UI"/>
+        </w:rPr>
+        <w:t xml:space="preserve"> way (p10 0.392 continued vs 0.295 finished). Recorded here so nobody</w:t>
+      </w:r>
+    </w:p>
+    <w:p>
+      <w:pPr>
+        <w:spacing w:after="120"/>
+      </w:pPr>
+      <w:r>
+        <w:rPr>
+          <w:rFonts w:ascii="Nirmala UI" w:hAnsi="Nirmala UI" w:eastAsia="Nirmala UI" w:cs="Nirmala UI"/>
+        </w:rPr>
+        <w:t>rebuilds it: the idea is plausible, phonetically sound, and not supported by</w:t>
+      </w:r>
+    </w:p>
+    <w:p>
+      <w:pPr>
+        <w:spacing w:after="120"/>
+      </w:pPr>
+      <w:r>
+        <w:rPr>
+          <w:rFonts w:ascii="Nirmala UI" w:hAnsi="Nirmala UI" w:eastAsia="Nirmala UI" w:cs="Nirmala UI"/>
+        </w:rPr>
+        <w:t>this data.</w:t>
+      </w:r>
+    </w:p>
+    <w:p>
+      <w:pPr>
+        <w:pStyle w:val="Heading2"/>
+      </w:pPr>
+      <w:r>
+        <w:rPr>
+          <w:rFonts w:ascii="Nirmala UI" w:hAnsi="Nirmala UI" w:eastAsia="Nirmala UI" w:cs="Nirmala UI"/>
+          <w:color w:val="1F4E79"/>
+        </w:rPr>
+        <w:t>The two real defects</w:t>
+      </w:r>
+    </w:p>
+    <w:p>
+      <w:pPr>
+        <w:spacing w:after="120"/>
+      </w:pPr>
+      <w:r>
+        <w:rPr>
+          <w:rFonts w:ascii="Nirmala UI" w:hAnsi="Nirmala UI" w:eastAsia="Nirmala UI" w:cs="Nirmala UI"/>
+        </w:rPr>
+        <w:t>Probing the detectors directly with a synthetic held vowel found both.</w:t>
+      </w:r>
+    </w:p>
+    <w:p>
+      <w:pPr>
+        <w:spacing w:after="120"/>
+      </w:pPr>
+      <w:r>
+        <w:rPr>
+          <w:rFonts w:ascii="Nirmala UI" w:hAnsi="Nirmala UI" w:eastAsia="Nirmala UI" w:cs="Nirmala UI"/>
+          <w:b/>
+        </w:rPr>
+        <w:t>The long-answer floor is dead code.</w:t>
+      </w:r>
+      <w:r>
+        <w:rPr>
+          <w:rFonts w:ascii="Nirmala UI" w:hAnsi="Nirmala UI" w:eastAsia="Nirmala UI" w:cs="Nirmala UI"/>
+        </w:rPr>
+        <w:t xml:space="preserve"> </w:t>
+      </w:r>
+      <w:r>
+        <w:rPr>
+          <w:rFonts w:ascii="Consolas" w:hAnsi="Consolas" w:eastAsia="Consolas" w:cs="Consolas"/>
+          <w:color w:val="A31D1D"/>
+          <w:sz w:val="18"/>
+        </w:rPr>
+        <w:t>_wait_secs</w:t>
+      </w:r>
+      <w:r>
+        <w:rPr>
+          <w:rFonts w:ascii="Nirmala UI" w:hAnsi="Nirmala UI" w:eastAsia="Nirmala UI" w:cs="Nirmala UI"/>
+        </w:rPr>
+        <w:t xml:space="preserve"> computes</w:t>
+      </w:r>
+    </w:p>
+    <w:p>
+      <w:pPr>
+        <w:spacing w:after="120"/>
+      </w:pPr>
+      <w:r>
+        <w:rPr>
+          <w:rFonts w:ascii="Consolas" w:hAnsi="Consolas" w:eastAsia="Consolas" w:cs="Consolas"/>
+          <w:color w:val="A31D1D"/>
+          <w:sz w:val="18"/>
+        </w:rPr>
+        <w:t>hi - frac*(hi-lo)</w:t>
+      </w:r>
+      <w:r>
+        <w:rPr>
+          <w:rFonts w:ascii="Nirmala UI" w:hAnsi="Nirmala UI" w:eastAsia="Nirmala UI" w:cs="Nirmala UI"/>
+        </w:rPr>
+        <w:t xml:space="preserve"> = </w:t>
+      </w:r>
+      <w:r>
+        <w:rPr>
+          <w:rFonts w:ascii="Consolas" w:hAnsi="Consolas" w:eastAsia="Consolas" w:cs="Consolas"/>
+          <w:color w:val="A31D1D"/>
+          <w:sz w:val="18"/>
+        </w:rPr>
+        <w:t>1.40 - frac*1.10</w:t>
+      </w:r>
+      <w:r>
+        <w:rPr>
+          <w:rFonts w:ascii="Nirmala UI" w:hAnsi="Nirmala UI" w:eastAsia="Nirmala UI" w:cs="Nirmala UI"/>
+        </w:rPr>
+        <w:t>, which cannot fall below 0.30 for any</w:t>
+      </w:r>
+    </w:p>
+    <w:p>
+      <w:pPr>
+        <w:spacing w:after="120"/>
+      </w:pPr>
+      <w:r>
+        <w:rPr>
+          <w:rFonts w:ascii="Consolas" w:hAnsi="Consolas" w:eastAsia="Consolas" w:cs="Consolas"/>
+          <w:color w:val="A31D1D"/>
+          <w:sz w:val="18"/>
+        </w:rPr>
+        <w:t>frac ≤ 1</w:t>
+      </w:r>
+      <w:r>
+        <w:rPr>
+          <w:rFonts w:ascii="Nirmala UI" w:hAnsi="Nirmala UI" w:eastAsia="Nirmala UI" w:cs="Nirmala UI"/>
+        </w:rPr>
+        <w:t xml:space="preserve">. So </w:t>
+      </w:r>
+      <w:r>
+        <w:rPr>
+          <w:rFonts w:ascii="Consolas" w:hAnsi="Consolas" w:eastAsia="Consolas" w:cs="Consolas"/>
+          <w:color w:val="A31D1D"/>
+          <w:sz w:val="18"/>
+        </w:rPr>
+        <w:t>unsure_floor_secs = 0.30</w:t>
+      </w:r>
+      <w:r>
+        <w:rPr>
+          <w:rFonts w:ascii="Nirmala UI" w:hAnsi="Nirmala UI" w:eastAsia="Nirmala UI" w:cs="Nirmala UI"/>
+        </w:rPr>
+        <w:t xml:space="preserve"> </w:t>
+      </w:r>
+      <w:r>
+        <w:rPr>
+          <w:rFonts w:ascii="Nirmala UI" w:hAnsi="Nirmala UI" w:eastAsia="Nirmala UI" w:cs="Nirmala UI"/>
+          <w:b/>
+        </w:rPr>
+        <w:t>never binds</w:t>
+      </w:r>
+      <w:r>
+        <w:rPr>
+          <w:rFonts w:ascii="Nirmala UI" w:hAnsi="Nirmala UI" w:eastAsia="Nirmala UI" w:cs="Nirmala UI"/>
+        </w:rPr>
+        <w:t>. The protection built</w:t>
+      </w:r>
+    </w:p>
+    <w:p>
+      <w:pPr>
+        <w:spacing w:after="120"/>
+      </w:pPr>
+      <w:r>
+        <w:rPr>
+          <w:rFonts w:ascii="Nirmala UI" w:hAnsi="Nirmala UI" w:eastAsia="Nirmala UI" w:cs="Nirmala UI"/>
+        </w:rPr>
+        <w:t>for run 319's caller — *"I can't even finish answering, why are you moving to the</w:t>
+      </w:r>
+    </w:p>
+    <w:p>
+      <w:pPr>
+        <w:spacing w:after="120"/>
+      </w:pPr>
+      <w:r>
+        <w:rPr>
+          <w:rFonts w:ascii="Nirmala UI" w:hAnsi="Nirmala UI" w:eastAsia="Nirmala UI" w:cs="Nirmala UI"/>
+        </w:rPr>
+        <w:t xml:space="preserve">next question?"* — has been inert ever since </w:t>
+      </w:r>
+      <w:r>
+        <w:rPr>
+          <w:rFonts w:ascii="Consolas" w:hAnsi="Consolas" w:eastAsia="Consolas" w:cs="Consolas"/>
+          <w:color w:val="A31D1D"/>
+          <w:sz w:val="18"/>
+        </w:rPr>
+        <w:t>min_endpoint_secs</w:t>
+      </w:r>
+      <w:r>
+        <w:rPr>
+          <w:rFonts w:ascii="Nirmala UI" w:hAnsi="Nirmala UI" w:eastAsia="Nirmala UI" w:cs="Nirmala UI"/>
+        </w:rPr>
+        <w:t xml:space="preserve"> rose off 0.05.</w:t>
+      </w:r>
+    </w:p>
+    <w:p>
+      <w:pPr>
+        <w:spacing w:after="120"/>
+      </w:pPr>
+      <w:r>
+        <w:rPr>
+          <w:rFonts w:ascii="Nirmala UI" w:hAnsi="Nirmala UI" w:eastAsia="Nirmala UI" w:cs="Nirmala UI"/>
+          <w:b/>
+        </w:rPr>
+        <w:t>`max_endpoint_secs` is a hard ceiling on patience.</w:t>
+      </w:r>
+      <w:r>
+        <w:rPr>
+          <w:rFonts w:ascii="Nirmala UI" w:hAnsi="Nirmala UI" w:eastAsia="Nirmala UI" w:cs="Nirmala UI"/>
+        </w:rPr>
+        <w:t xml:space="preserve"> </w:t>
+      </w:r>
+      <w:r>
+        <w:rPr>
+          <w:rFonts w:ascii="Consolas" w:hAnsi="Consolas" w:eastAsia="Consolas" w:cs="Consolas"/>
+          <w:color w:val="A31D1D"/>
+          <w:sz w:val="18"/>
+        </w:rPr>
+        <w:t>_wait_secs</w:t>
+      </w:r>
+      <w:r>
+        <w:rPr>
+          <w:rFonts w:ascii="Nirmala UI" w:hAnsi="Nirmala UI" w:eastAsia="Nirmala UI" w:cs="Nirmala UI"/>
+        </w:rPr>
+        <w:t xml:space="preserve"> ends with</w:t>
+      </w:r>
+    </w:p>
+    <w:p>
+      <w:pPr>
+        <w:spacing w:after="120"/>
+      </w:pPr>
+      <w:r>
+        <w:rPr>
+          <w:rFonts w:ascii="Consolas" w:hAnsi="Consolas" w:eastAsia="Consolas" w:cs="Consolas"/>
+          <w:color w:val="A31D1D"/>
+          <w:sz w:val="18"/>
+        </w:rPr>
+        <w:t>return min(wait, hi)</w:t>
+      </w:r>
+      <w:r>
+        <w:rPr>
+          <w:rFonts w:ascii="Nirmala UI" w:hAnsi="Nirmala UI" w:eastAsia="Nirmala UI" w:cs="Nirmala UI"/>
+        </w:rPr>
+        <w:t xml:space="preserve">. Every sweep this project has ever run held </w:t>
+      </w:r>
+      <w:r>
+        <w:rPr>
+          <w:rFonts w:ascii="Consolas" w:hAnsi="Consolas" w:eastAsia="Consolas" w:cs="Consolas"/>
+          <w:color w:val="A31D1D"/>
+          <w:sz w:val="18"/>
+        </w:rPr>
+        <w:t>hi</w:t>
+      </w:r>
+      <w:r>
+        <w:rPr>
+          <w:rFonts w:ascii="Nirmala UI" w:hAnsi="Nirmala UI" w:eastAsia="Nirmala UI" w:cs="Nirmala UI"/>
+        </w:rPr>
+        <w:t xml:space="preserve"> at</w:t>
+      </w:r>
+    </w:p>
+    <w:p>
+      <w:pPr>
+        <w:spacing w:after="120"/>
+      </w:pPr>
+      <w:r>
+        <w:rPr>
+          <w:rFonts w:ascii="Nirmala UI" w:hAnsi="Nirmala UI" w:eastAsia="Nirmala UI" w:cs="Nirmala UI"/>
+        </w:rPr>
+        <w:t xml:space="preserve">1.40 s, so </w:t>
+      </w:r>
+      <w:r>
+        <w:rPr>
+          <w:rFonts w:ascii="Nirmala UI" w:hAnsi="Nirmala UI" w:eastAsia="Nirmala UI" w:cs="Nirmala UI"/>
+          <w:i/>
+        </w:rPr>
+        <w:t>"wait longer"</w:t>
+      </w:r>
+      <w:r>
+        <w:rPr>
+          <w:rFonts w:ascii="Nirmala UI" w:hAnsi="Nirmala UI" w:eastAsia="Nirmala UI" w:cs="Nirmala UI"/>
+        </w:rPr>
+        <w:t xml:space="preserve"> has never actually been on the table. A caller who</w:t>
+      </w:r>
+    </w:p>
+    <w:p>
+      <w:pPr>
+        <w:spacing w:after="120"/>
+      </w:pPr>
+      <w:r>
+        <w:rPr>
+          <w:rFonts w:ascii="Nirmala UI" w:hAnsi="Nirmala UI" w:eastAsia="Nirmala UI" w:cs="Nirmala UI"/>
+        </w:rPr>
+        <w:t>stalls past 1.4 s gets talked over however unfinished the model says he is.</w:t>
+      </w:r>
+    </w:p>
+    <w:p>
+      <w:pPr>
+        <w:pStyle w:val="Heading2"/>
+      </w:pPr>
+      <w:r>
+        <w:rPr>
+          <w:rFonts w:ascii="Nirmala UI" w:hAnsi="Nirmala UI" w:eastAsia="Nirmala UI" w:cs="Nirmala UI"/>
+          <w:color w:val="1F4E79"/>
+        </w:rPr>
+        <w:t>Swept, on 60 calls, against the stopwatch control</w:t>
+      </w:r>
+    </w:p>
+    <w:tbl>
+      <w:tblPr>
+        <w:tblStyle w:val="TableGrid"/>
+        <w:tblW w:type="auto" w:w="0"/>
+        <w:jc w:val="center"/>
+        <w:tblLook w:firstColumn="1" w:firstRow="1" w:lastColumn="0" w:lastRow="0" w:noHBand="0" w:noVBand="1" w:val="04A0"/>
+      </w:tblPr>
+      <w:tblGrid>
+        <w:gridCol w:w="1728"/>
+        <w:gridCol w:w="1728"/>
+        <w:gridCol w:w="1728"/>
+        <w:gridCol w:w="1728"/>
+        <w:gridCol w:w="1728"/>
+      </w:tblGrid>
+      <w:tr>
+        <w:tc>
+          <w:tcPr>
+            <w:tcW w:type="dxa" w:w="1728"/>
+            <w:shd w:val="clear" w:color="auto" w:fill="DCE6F1"/>
+          </w:tcPr>
+          <w:p>
+            <w:pPr>
+              <w:spacing w:before="40" w:after="40"/>
+            </w:pPr>
+            <w:r>
+              <w:rPr>
+                <w:rFonts w:ascii="Nirmala UI" w:hAnsi="Nirmala UI" w:eastAsia="Nirmala UI" w:cs="Nirmala UI"/>
+                <w:b/>
+                <w:sz w:val="18"/>
+              </w:rPr>
+              <w:t>setting</w:t>
+            </w:r>
+          </w:p>
+        </w:tc>
+        <w:tc>
+          <w:tcPr>
+            <w:tcW w:type="dxa" w:w="1728"/>
+            <w:shd w:val="clear" w:color="auto" w:fill="DCE6F1"/>
+          </w:tcPr>
+          <w:p>
+            <w:pPr>
+              <w:spacing w:before="40" w:after="40"/>
+            </w:pPr>
+            <w:r>
+              <w:rPr>
+                <w:rFonts w:ascii="Nirmala UI" w:hAnsi="Nirmala UI" w:eastAsia="Nirmala UI" w:cs="Nirmala UI"/>
+                <w:b/>
+                <w:sz w:val="18"/>
+              </w:rPr>
+              <w:t>cut off</w:t>
+            </w:r>
+          </w:p>
+        </w:tc>
+        <w:tc>
+          <w:tcPr>
+            <w:tcW w:type="dxa" w:w="1728"/>
+            <w:shd w:val="clear" w:color="auto" w:fill="DCE6F1"/>
+          </w:tcPr>
+          <w:p>
+            <w:pPr>
+              <w:spacing w:before="40" w:after="40"/>
+            </w:pPr>
+            <w:r>
+              <w:rPr>
+                <w:rFonts w:ascii="Nirmala UI" w:hAnsi="Nirmala UI" w:eastAsia="Nirmala UI" w:cs="Nirmala UI"/>
+                <w:b/>
+                <w:sz w:val="18"/>
+              </w:rPr>
+              <w:t>wait p50</w:t>
+            </w:r>
+          </w:p>
+        </w:tc>
+        <w:tc>
+          <w:tcPr>
+            <w:tcW w:type="dxa" w:w="1728"/>
+            <w:shd w:val="clear" w:color="auto" w:fill="DCE6F1"/>
+          </w:tcPr>
+          <w:p>
+            <w:pPr>
+              <w:spacing w:before="40" w:after="40"/>
+            </w:pPr>
+            <w:r>
+              <w:rPr>
+                <w:rFonts w:ascii="Nirmala UI" w:hAnsi="Nirmala UI" w:eastAsia="Nirmala UI" w:cs="Nirmala UI"/>
+                <w:b/>
+                <w:sz w:val="18"/>
+              </w:rPr>
+              <w:t>stopwatch</w:t>
+            </w:r>
+          </w:p>
+        </w:tc>
+        <w:tc>
+          <w:tcPr>
+            <w:tcW w:type="dxa" w:w="1728"/>
+            <w:shd w:val="clear" w:color="auto" w:fill="DCE6F1"/>
+          </w:tcPr>
+          <w:p>
+            <w:pPr>
+              <w:spacing w:before="40" w:after="40"/>
+            </w:pPr>
+            <w:r>
+              <w:rPr>
+                <w:rFonts w:ascii="Nirmala UI" w:hAnsi="Nirmala UI" w:eastAsia="Nirmala UI" w:cs="Nirmala UI"/>
+                <w:b/>
+                <w:sz w:val="18"/>
+              </w:rPr>
+              <w:t>verdict</w:t>
+            </w:r>
+          </w:p>
+        </w:tc>
+      </w:tr>
+      <w:tr>
+        <w:tc>
+          <w:tcPr>
+            <w:tcW w:type="dxa" w:w="1728"/>
+          </w:tcPr>
+          <w:p>
+            <w:pPr>
+              <w:spacing w:before="40" w:after="40"/>
+            </w:pPr>
+            <w:r>
+              <w:rPr>
+                <w:rFonts w:ascii="Nirmala UI" w:hAnsi="Nirmala UI" w:eastAsia="Nirmala UI" w:cs="Nirmala UI"/>
+                <w:sz w:val="18"/>
+              </w:rPr>
+              <w:t>floor 0.30 (dead), ceiling 1.40</w:t>
+            </w:r>
+          </w:p>
+        </w:tc>
+        <w:tc>
+          <w:tcPr>
+            <w:tcW w:type="dxa" w:w="1728"/>
+          </w:tcPr>
+          <w:p>
+            <w:pPr>
+              <w:spacing w:before="40" w:after="40"/>
+            </w:pPr>
+            <w:r>
+              <w:rPr>
+                <w:rFonts w:ascii="Nirmala UI" w:hAnsi="Nirmala UI" w:eastAsia="Nirmala UI" w:cs="Nirmala UI"/>
+                <w:sz w:val="18"/>
+              </w:rPr>
+              <w:t>17.4%</w:t>
+            </w:r>
+          </w:p>
+        </w:tc>
+        <w:tc>
+          <w:tcPr>
+            <w:tcW w:type="dxa" w:w="1728"/>
+          </w:tcPr>
+          <w:p>
+            <w:pPr>
+              <w:spacing w:before="40" w:after="40"/>
+            </w:pPr>
+            <w:r>
+              <w:rPr>
+                <w:rFonts w:ascii="Nirmala UI" w:hAnsi="Nirmala UI" w:eastAsia="Nirmala UI" w:cs="Nirmala UI"/>
+                <w:sz w:val="18"/>
+              </w:rPr>
+              <w:t>0.88 s</w:t>
+            </w:r>
+          </w:p>
+        </w:tc>
+        <w:tc>
+          <w:tcPr>
+            <w:tcW w:type="dxa" w:w="1728"/>
+          </w:tcPr>
+          <w:p>
+            <w:pPr>
+              <w:spacing w:before="40" w:after="40"/>
+            </w:pPr>
+            <w:r>
+              <w:rPr>
+                <w:rFonts w:ascii="Nirmala UI" w:hAnsi="Nirmala UI" w:eastAsia="Nirmala UI" w:cs="Nirmala UI"/>
+                <w:sz w:val="18"/>
+              </w:rPr>
+              <w:t>18.1%</w:t>
+            </w:r>
+          </w:p>
+        </w:tc>
+        <w:tc>
+          <w:tcPr>
+            <w:tcW w:type="dxa" w:w="1728"/>
+          </w:tcPr>
+          <w:p>
+            <w:pPr>
+              <w:spacing w:before="40" w:after="40"/>
+            </w:pPr>
+            <w:r>
+              <w:rPr>
+                <w:rFonts w:ascii="Nirmala UI" w:hAnsi="Nirmala UI" w:eastAsia="Nirmala UI" w:cs="Nirmala UI"/>
+                <w:sz w:val="18"/>
+              </w:rPr>
+              <w:t>beats</w:t>
+            </w:r>
+          </w:p>
+        </w:tc>
+      </w:tr>
+      <w:tr>
+        <w:tc>
+          <w:tcPr>
+            <w:tcW w:type="dxa" w:w="1728"/>
+          </w:tcPr>
+          <w:p>
+            <w:pPr>
+              <w:spacing w:before="40" w:after="40"/>
+            </w:pPr>
+            <w:r>
+              <w:rPr>
+                <w:rFonts w:ascii="Nirmala UI" w:hAnsi="Nirmala UI" w:eastAsia="Nirmala UI" w:cs="Nirmala UI"/>
+                <w:sz w:val="18"/>
+              </w:rPr>
+              <w:t>floor 0.70, ceiling 1.40</w:t>
+            </w:r>
+          </w:p>
+        </w:tc>
+        <w:tc>
+          <w:tcPr>
+            <w:tcW w:type="dxa" w:w="1728"/>
+          </w:tcPr>
+          <w:p>
+            <w:pPr>
+              <w:spacing w:before="40" w:after="40"/>
+            </w:pPr>
+            <w:r>
+              <w:rPr>
+                <w:rFonts w:ascii="Nirmala UI" w:hAnsi="Nirmala UI" w:eastAsia="Nirmala UI" w:cs="Nirmala UI"/>
+                <w:sz w:val="18"/>
+              </w:rPr>
+              <w:t>16.6%</w:t>
+            </w:r>
+          </w:p>
+        </w:tc>
+        <w:tc>
+          <w:tcPr>
+            <w:tcW w:type="dxa" w:w="1728"/>
+          </w:tcPr>
+          <w:p>
+            <w:pPr>
+              <w:spacing w:before="40" w:after="40"/>
+            </w:pPr>
+            <w:r>
+              <w:rPr>
+                <w:rFonts w:ascii="Nirmala UI" w:hAnsi="Nirmala UI" w:eastAsia="Nirmala UI" w:cs="Nirmala UI"/>
+                <w:b/>
+                <w:sz w:val="18"/>
+              </w:rPr>
+              <w:t>0.88 s</w:t>
+            </w:r>
+          </w:p>
+        </w:tc>
+        <w:tc>
+          <w:tcPr>
+            <w:tcW w:type="dxa" w:w="1728"/>
+          </w:tcPr>
+          <w:p>
+            <w:pPr>
+              <w:spacing w:before="40" w:after="40"/>
+            </w:pPr>
+            <w:r>
+              <w:rPr>
+                <w:rFonts w:ascii="Nirmala UI" w:hAnsi="Nirmala UI" w:eastAsia="Nirmala UI" w:cs="Nirmala UI"/>
+                <w:sz w:val="18"/>
+              </w:rPr>
+              <w:t>18.1%</w:t>
+            </w:r>
+          </w:p>
+        </w:tc>
+        <w:tc>
+          <w:tcPr>
+            <w:tcW w:type="dxa" w:w="1728"/>
+          </w:tcPr>
+          <w:p>
+            <w:pPr>
+              <w:spacing w:before="40" w:after="40"/>
+            </w:pPr>
+            <w:r>
+              <w:rPr>
+                <w:rFonts w:ascii="Nirmala UI" w:hAnsi="Nirmala UI" w:eastAsia="Nirmala UI" w:cs="Nirmala UI"/>
+                <w:sz w:val="18"/>
+              </w:rPr>
+              <w:t>beats</w:t>
+            </w:r>
+          </w:p>
+        </w:tc>
+      </w:tr>
+      <w:tr>
+        <w:tc>
+          <w:tcPr>
+            <w:tcW w:type="dxa" w:w="1728"/>
+          </w:tcPr>
+          <w:p>
+            <w:pPr>
+              <w:spacing w:before="40" w:after="40"/>
+            </w:pPr>
+            <w:r>
+              <w:rPr>
+                <w:rFonts w:ascii="Nirmala UI" w:hAnsi="Nirmala UI" w:eastAsia="Nirmala UI" w:cs="Nirmala UI"/>
+                <w:sz w:val="18"/>
+              </w:rPr>
+              <w:t>floor 0.90, ceiling 1.80</w:t>
+            </w:r>
+          </w:p>
+        </w:tc>
+        <w:tc>
+          <w:tcPr>
+            <w:tcW w:type="dxa" w:w="1728"/>
+          </w:tcPr>
+          <w:p>
+            <w:pPr>
+              <w:spacing w:before="40" w:after="40"/>
+            </w:pPr>
+            <w:r>
+              <w:rPr>
+                <w:rFonts w:ascii="Nirmala UI" w:hAnsi="Nirmala UI" w:eastAsia="Nirmala UI" w:cs="Nirmala UI"/>
+                <w:sz w:val="18"/>
+              </w:rPr>
+              <w:t>15.7%</w:t>
+            </w:r>
+          </w:p>
+        </w:tc>
+        <w:tc>
+          <w:tcPr>
+            <w:tcW w:type="dxa" w:w="1728"/>
+          </w:tcPr>
+          <w:p>
+            <w:pPr>
+              <w:spacing w:before="40" w:after="40"/>
+            </w:pPr>
+            <w:r>
+              <w:rPr>
+                <w:rFonts w:ascii="Nirmala UI" w:hAnsi="Nirmala UI" w:eastAsia="Nirmala UI" w:cs="Nirmala UI"/>
+                <w:sz w:val="18"/>
+              </w:rPr>
+              <w:t>1.08 s</w:t>
+            </w:r>
+          </w:p>
+        </w:tc>
+        <w:tc>
+          <w:tcPr>
+            <w:tcW w:type="dxa" w:w="1728"/>
+          </w:tcPr>
+          <w:p>
+            <w:pPr>
+              <w:spacing w:before="40" w:after="40"/>
+            </w:pPr>
+            <w:r>
+              <w:rPr>
+                <w:rFonts w:ascii="Nirmala UI" w:hAnsi="Nirmala UI" w:eastAsia="Nirmala UI" w:cs="Nirmala UI"/>
+                <w:sz w:val="18"/>
+              </w:rPr>
+              <w:t>16.2%</w:t>
+            </w:r>
+          </w:p>
+        </w:tc>
+        <w:tc>
+          <w:tcPr>
+            <w:tcW w:type="dxa" w:w="1728"/>
+          </w:tcPr>
+          <w:p>
+            <w:pPr>
+              <w:spacing w:before="40" w:after="40"/>
+            </w:pPr>
+            <w:r>
+              <w:rPr>
+                <w:rFonts w:ascii="Nirmala UI" w:hAnsi="Nirmala UI" w:eastAsia="Nirmala UI" w:cs="Nirmala UI"/>
+                <w:i/>
+                <w:sz w:val="18"/>
+              </w:rPr>
+              <w:t>worse</w:t>
+            </w:r>
+          </w:p>
+        </w:tc>
+      </w:tr>
+      <w:tr>
+        <w:tc>
+          <w:tcPr>
+            <w:tcW w:type="dxa" w:w="1728"/>
+          </w:tcPr>
+          <w:p>
+            <w:pPr>
+              <w:spacing w:before="40" w:after="40"/>
+            </w:pPr>
+            <w:r>
+              <w:rPr>
+                <w:rFonts w:ascii="Nirmala UI" w:hAnsi="Nirmala UI" w:eastAsia="Nirmala UI" w:cs="Nirmala UI"/>
+                <w:b/>
+                <w:sz w:val="18"/>
+              </w:rPr>
+              <w:t>floor 0.90, ceiling 2.20</w:t>
+            </w:r>
+          </w:p>
+        </w:tc>
+        <w:tc>
+          <w:tcPr>
+            <w:tcW w:type="dxa" w:w="1728"/>
+          </w:tcPr>
+          <w:p>
+            <w:pPr>
+              <w:spacing w:before="40" w:after="40"/>
+            </w:pPr>
+            <w:r>
+              <w:rPr>
+                <w:rFonts w:ascii="Nirmala UI" w:hAnsi="Nirmala UI" w:eastAsia="Nirmala UI" w:cs="Nirmala UI"/>
+                <w:b/>
+                <w:sz w:val="18"/>
+              </w:rPr>
+              <w:t>14.5%</w:t>
+            </w:r>
+          </w:p>
+        </w:tc>
+        <w:tc>
+          <w:tcPr>
+            <w:tcW w:type="dxa" w:w="1728"/>
+          </w:tcPr>
+          <w:p>
+            <w:pPr>
+              <w:spacing w:before="40" w:after="40"/>
+            </w:pPr>
+            <w:r>
+              <w:rPr>
+                <w:rFonts w:ascii="Nirmala UI" w:hAnsi="Nirmala UI" w:eastAsia="Nirmala UI" w:cs="Nirmala UI"/>
+                <w:sz w:val="18"/>
+              </w:rPr>
+              <w:t>1.08 s</w:t>
+            </w:r>
+          </w:p>
+        </w:tc>
+        <w:tc>
+          <w:tcPr>
+            <w:tcW w:type="dxa" w:w="1728"/>
+          </w:tcPr>
+          <w:p>
+            <w:pPr>
+              <w:spacing w:before="40" w:after="40"/>
+            </w:pPr>
+            <w:r>
+              <w:rPr>
+                <w:rFonts w:ascii="Nirmala UI" w:hAnsi="Nirmala UI" w:eastAsia="Nirmala UI" w:cs="Nirmala UI"/>
+                <w:sz w:val="18"/>
+              </w:rPr>
+              <w:t>16.2%</w:t>
+            </w:r>
+          </w:p>
+        </w:tc>
+        <w:tc>
+          <w:tcPr>
+            <w:tcW w:type="dxa" w:w="1728"/>
+          </w:tcPr>
+          <w:p>
+            <w:pPr>
+              <w:spacing w:before="40" w:after="40"/>
+            </w:pPr>
+            <w:r>
+              <w:rPr>
+                <w:rFonts w:ascii="Nirmala UI" w:hAnsi="Nirmala UI" w:eastAsia="Nirmala UI" w:cs="Nirmala UI"/>
+                <w:b/>
+                <w:sz w:val="18"/>
+              </w:rPr>
+              <w:t>beats</w:t>
+            </w:r>
+          </w:p>
+        </w:tc>
+      </w:tr>
+    </w:tbl>
+    <w:p/>
+    <w:p>
+      <w:pPr>
+        <w:spacing w:after="120"/>
+      </w:pPr>
+      <w:r>
+        <w:rPr>
+          <w:rFonts w:ascii="Nirmala UI" w:hAnsi="Nirmala UI" w:eastAsia="Nirmala UI" w:cs="Nirmala UI"/>
+        </w:rPr>
+        <w:t xml:space="preserve">Raising the floor to 0.70 is </w:t>
+      </w:r>
+      <w:r>
+        <w:rPr>
+          <w:rFonts w:ascii="Nirmala UI" w:hAnsi="Nirmala UI" w:eastAsia="Nirmala UI" w:cs="Nirmala UI"/>
+          <w:b/>
+        </w:rPr>
+        <w:t>free</w:t>
+      </w:r>
+      <w:r>
+        <w:rPr>
+          <w:rFonts w:ascii="Nirmala UI" w:hAnsi="Nirmala UI" w:eastAsia="Nirmala UI" w:cs="Nirmala UI"/>
+        </w:rPr>
+        <w:t xml:space="preserve"> — 0.8 points of cut-off at an identical</w:t>
+      </w:r>
+    </w:p>
+    <w:p>
+      <w:pPr>
+        <w:spacing w:after="120"/>
+      </w:pPr>
+      <w:r>
+        <w:rPr>
+          <w:rFonts w:ascii="Nirmala UI" w:hAnsi="Nirmala UI" w:eastAsia="Nirmala UI" w:cs="Nirmala UI"/>
+        </w:rPr>
+        <w:t>median wait — because the floor only binds on the turns the model is unsure</w:t>
+      </w:r>
+    </w:p>
+    <w:p>
+      <w:pPr>
+        <w:spacing w:after="120"/>
+      </w:pPr>
+      <w:r>
+        <w:rPr>
+          <w:rFonts w:ascii="Nirmala UI" w:hAnsi="Nirmala UI" w:eastAsia="Nirmala UI" w:cs="Nirmala UI"/>
+        </w:rPr>
+        <w:t>about. That is the property the run-319 comment claimed and never had.</w:t>
+      </w:r>
+    </w:p>
+    <w:p>
+      <w:pPr>
+        <w:spacing w:after="120"/>
+      </w:pPr>
+      <w:r>
+        <w:rPr>
+          <w:rFonts w:ascii="Nirmala UI" w:hAnsi="Nirmala UI" w:eastAsia="Nirmala UI" w:cs="Nirmala UI"/>
+        </w:rPr>
+        <w:t xml:space="preserve">The chosen setting is </w:t>
+      </w:r>
+      <w:r>
+        <w:rPr>
+          <w:rFonts w:ascii="Nirmala UI" w:hAnsi="Nirmala UI" w:eastAsia="Nirmala UI" w:cs="Nirmala UI"/>
+          <w:b/>
+        </w:rPr>
+        <w:t>floor 0.90, ceiling 2.20</w:t>
+      </w:r>
+      <w:r>
+        <w:rPr>
+          <w:rFonts w:ascii="Nirmala UI" w:hAnsi="Nirmala UI" w:eastAsia="Nirmala UI" w:cs="Nirmala UI"/>
+        </w:rPr>
+        <w:t>: 14.5% against the live</w:t>
+      </w:r>
+    </w:p>
+    <w:p>
+      <w:pPr>
+        <w:spacing w:after="120"/>
+      </w:pPr>
+      <w:r>
+        <w:rPr>
+          <w:rFonts w:ascii="Nirmala UI" w:hAnsi="Nirmala UI" w:eastAsia="Nirmala UI" w:cs="Nirmala UI"/>
+        </w:rPr>
+        <w:t xml:space="preserve">agent's 23.0%, </w:t>
+      </w:r>
+      <w:r>
+        <w:rPr>
+          <w:rFonts w:ascii="Nirmala UI" w:hAnsi="Nirmala UI" w:eastAsia="Nirmala UI" w:cs="Nirmala UI"/>
+          <w:b/>
+        </w:rPr>
+        <w:t>8.5 points fewer interruptions</w:t>
+      </w:r>
+      <w:r>
+        <w:rPr>
+          <w:rFonts w:ascii="Nirmala UI" w:hAnsi="Nirmala UI" w:eastAsia="Nirmala UI" w:cs="Nirmala UI"/>
+        </w:rPr>
+        <w:t>, still beating a stopwatch</w:t>
+      </w:r>
+    </w:p>
+    <w:p>
+      <w:pPr>
+        <w:spacing w:after="120"/>
+      </w:pPr>
+      <w:r>
+        <w:rPr>
+          <w:rFonts w:ascii="Nirmala UI" w:hAnsi="Nirmala UI" w:eastAsia="Nirmala UI" w:cs="Nirmala UI"/>
+        </w:rPr>
+        <w:t>made to wait the same 1.08 s. Note the median wait is 1.08 s and not 2.20 s —</w:t>
+      </w:r>
+    </w:p>
+    <w:p>
+      <w:pPr>
+        <w:spacing w:after="120"/>
+      </w:pPr>
+      <w:r>
+        <w:rPr>
+          <w:rFonts w:ascii="Nirmala UI" w:hAnsi="Nirmala UI" w:eastAsia="Nirmala UI" w:cs="Nirmala UI"/>
+        </w:rPr>
+        <w:t>the ceiling is reached only where the model says clearly-unfinished. Fast when</w:t>
+      </w:r>
+    </w:p>
+    <w:p>
+      <w:pPr>
+        <w:spacing w:after="120"/>
+      </w:pPr>
+      <w:r>
+        <w:rPr>
+          <w:rFonts w:ascii="Nirmala UI" w:hAnsi="Nirmala UI" w:eastAsia="Nirmala UI" w:cs="Nirmala UI"/>
+        </w:rPr>
+        <w:t>sure, patient when not.</w:t>
+      </w:r>
+    </w:p>
+    <w:p>
+      <w:pPr>
+        <w:spacing w:after="120"/>
+      </w:pPr>
+      <w:r>
+        <w:rPr>
+          <w:rFonts w:ascii="Nirmala UI" w:hAnsi="Nirmala UI" w:eastAsia="Nirmala UI" w:cs="Nirmala UI"/>
+        </w:rPr>
+        <w:t xml:space="preserve">On the client's actual case, a held vowel now gets </w:t>
+      </w:r>
+      <w:r>
+        <w:rPr>
+          <w:rFonts w:ascii="Nirmala UI" w:hAnsi="Nirmala UI" w:eastAsia="Nirmala UI" w:cs="Nirmala UI"/>
+          <w:b/>
+        </w:rPr>
+        <w:t>1.3–1.9 s</w:t>
+      </w:r>
+      <w:r>
+        <w:rPr>
+          <w:rFonts w:ascii="Nirmala UI" w:hAnsi="Nirmala UI" w:eastAsia="Nirmala UI" w:cs="Nirmala UI"/>
+        </w:rPr>
+        <w:t xml:space="preserve"> instead of the</w:t>
+      </w:r>
+    </w:p>
+    <w:p>
+      <w:pPr>
+        <w:spacing w:after="120"/>
+      </w:pPr>
+      <w:r>
+        <w:rPr>
+          <w:rFonts w:ascii="Nirmala UI" w:hAnsi="Nirmala UI" w:eastAsia="Nirmala UI" w:cs="Nirmala UI"/>
+        </w:rPr>
+        <w:t>1.40 s hard cap:</w:t>
+      </w:r>
+    </w:p>
+    <w:tbl>
+      <w:tblPr>
+        <w:tblStyle w:val="TableGrid"/>
+        <w:tblW w:type="auto" w:w="0"/>
+        <w:jc w:val="center"/>
+        <w:tblLook w:firstColumn="1" w:firstRow="1" w:lastColumn="0" w:lastRow="0" w:noHBand="0" w:noVBand="1" w:val="04A0"/>
+      </w:tblPr>
+      <w:tblGrid>
+        <w:gridCol w:w="2880"/>
+        <w:gridCol w:w="2880"/>
+        <w:gridCol w:w="2880"/>
+      </w:tblGrid>
+      <w:tr>
+        <w:tc>
+          <w:tcPr>
+            <w:tcW w:type="dxa" w:w="2880"/>
+            <w:shd w:val="clear" w:color="auto" w:fill="DCE6F1"/>
+          </w:tcPr>
+          <w:p>
+            <w:pPr>
+              <w:spacing w:before="40" w:after="40"/>
+            </w:pPr>
+            <w:r>
+              <w:rPr>
+                <w:rFonts w:ascii="Nirmala UI" w:hAnsi="Nirmala UI" w:eastAsia="Nirmala UI" w:cs="Nirmala UI"/>
+                <w:b/>
+                <w:sz w:val="18"/>
+              </w:rPr>
+              <w:t>held "ahhh"</w:t>
+            </w:r>
+          </w:p>
+        </w:tc>
+        <w:tc>
+          <w:tcPr>
+            <w:tcW w:type="dxa" w:w="2880"/>
+            <w:shd w:val="clear" w:color="auto" w:fill="DCE6F1"/>
+          </w:tcPr>
+          <w:p>
+            <w:pPr>
+              <w:spacing w:before="40" w:after="40"/>
+            </w:pPr>
+            <w:r>
+              <w:rPr>
+                <w:rFonts w:ascii="Nirmala UI" w:hAnsi="Nirmala UI" w:eastAsia="Nirmala UI" w:cs="Nirmala UI"/>
+                <w:b/>
+                <w:sz w:val="18"/>
+              </w:rPr>
+              <w:t>live (prosody)</w:t>
+            </w:r>
+          </w:p>
+        </w:tc>
+        <w:tc>
+          <w:tcPr>
+            <w:tcW w:type="dxa" w:w="2880"/>
+            <w:shd w:val="clear" w:color="auto" w:fill="DCE6F1"/>
+          </w:tcPr>
+          <w:p>
+            <w:pPr>
+              <w:spacing w:before="40" w:after="40"/>
+            </w:pPr>
+            <w:r>
+              <w:rPr>
+                <w:rFonts w:ascii="Nirmala UI" w:hAnsi="Nirmala UI" w:eastAsia="Nirmala UI" w:cs="Nirmala UI"/>
+                <w:b/>
+                <w:sz w:val="18"/>
+              </w:rPr>
+              <w:t>new</w:t>
+            </w:r>
+          </w:p>
+        </w:tc>
+      </w:tr>
+      <w:tr>
+        <w:tc>
+          <w:tcPr>
+            <w:tcW w:type="dxa" w:w="2880"/>
+          </w:tcPr>
+          <w:p>
+            <w:pPr>
+              <w:spacing w:before="40" w:after="40"/>
+            </w:pPr>
+            <w:r>
+              <w:rPr>
+                <w:rFonts w:ascii="Nirmala UI" w:hAnsi="Nirmala UI" w:eastAsia="Nirmala UI" w:cs="Nirmala UI"/>
+                <w:sz w:val="18"/>
+              </w:rPr>
+              <w:t>0.4 s</w:t>
+            </w:r>
+          </w:p>
+        </w:tc>
+        <w:tc>
+          <w:tcPr>
+            <w:tcW w:type="dxa" w:w="2880"/>
+          </w:tcPr>
+          <w:p>
+            <w:pPr>
+              <w:spacing w:before="40" w:after="40"/>
+            </w:pPr>
+            <w:r>
+              <w:rPr>
+                <w:rFonts w:ascii="Nirmala UI" w:hAnsi="Nirmala UI" w:eastAsia="Nirmala UI" w:cs="Nirmala UI"/>
+                <w:sz w:val="18"/>
+              </w:rPr>
+              <w:t>1.40 s</w:t>
+            </w:r>
+          </w:p>
+        </w:tc>
+        <w:tc>
+          <w:tcPr>
+            <w:tcW w:type="dxa" w:w="2880"/>
+          </w:tcPr>
+          <w:p>
+            <w:pPr>
+              <w:spacing w:before="40" w:after="40"/>
+            </w:pPr>
+            <w:r>
+              <w:rPr>
+                <w:rFonts w:ascii="Nirmala UI" w:hAnsi="Nirmala UI" w:eastAsia="Nirmala UI" w:cs="Nirmala UI"/>
+                <w:sz w:val="18"/>
+              </w:rPr>
+              <w:t>1.94 s</w:t>
+            </w:r>
+          </w:p>
+        </w:tc>
+      </w:tr>
+      <w:tr>
+        <w:tc>
+          <w:tcPr>
+            <w:tcW w:type="dxa" w:w="2880"/>
+          </w:tcPr>
+          <w:p>
+            <w:pPr>
+              <w:spacing w:before="40" w:after="40"/>
+            </w:pPr>
+            <w:r>
+              <w:rPr>
+                <w:rFonts w:ascii="Nirmala UI" w:hAnsi="Nirmala UI" w:eastAsia="Nirmala UI" w:cs="Nirmala UI"/>
+                <w:sz w:val="18"/>
+              </w:rPr>
+              <w:t>3.0 s</w:t>
+            </w:r>
+          </w:p>
+        </w:tc>
+        <w:tc>
+          <w:tcPr>
+            <w:tcW w:type="dxa" w:w="2880"/>
+          </w:tcPr>
+          <w:p>
+            <w:pPr>
+              <w:spacing w:before="40" w:after="40"/>
+            </w:pPr>
+            <w:r>
+              <w:rPr>
+                <w:rFonts w:ascii="Nirmala UI" w:hAnsi="Nirmala UI" w:eastAsia="Nirmala UI" w:cs="Nirmala UI"/>
+                <w:sz w:val="18"/>
+              </w:rPr>
+              <w:t>1.40 s</w:t>
+            </w:r>
+          </w:p>
+        </w:tc>
+        <w:tc>
+          <w:tcPr>
+            <w:tcW w:type="dxa" w:w="2880"/>
+          </w:tcPr>
+          <w:p>
+            <w:pPr>
+              <w:spacing w:before="40" w:after="40"/>
+            </w:pPr>
+            <w:r>
+              <w:rPr>
+                <w:rFonts w:ascii="Nirmala UI" w:hAnsi="Nirmala UI" w:eastAsia="Nirmala UI" w:cs="Nirmala UI"/>
+                <w:sz w:val="18"/>
+              </w:rPr>
+              <w:t>1.71 s</w:t>
+            </w:r>
+          </w:p>
+        </w:tc>
+      </w:tr>
+      <w:tr>
+        <w:tc>
+          <w:tcPr>
+            <w:tcW w:type="dxa" w:w="2880"/>
+          </w:tcPr>
+          <w:p>
+            <w:pPr>
+              <w:spacing w:before="40" w:after="40"/>
+            </w:pPr>
+            <w:r>
+              <w:rPr>
+                <w:rFonts w:ascii="Nirmala UI" w:hAnsi="Nirmala UI" w:eastAsia="Nirmala UI" w:cs="Nirmala UI"/>
+                <w:sz w:val="18"/>
+              </w:rPr>
+              <w:t>8.0 s</w:t>
+            </w:r>
+          </w:p>
+        </w:tc>
+        <w:tc>
+          <w:tcPr>
+            <w:tcW w:type="dxa" w:w="2880"/>
+          </w:tcPr>
+          <w:p>
+            <w:pPr>
+              <w:spacing w:before="40" w:after="40"/>
+            </w:pPr>
+            <w:r>
+              <w:rPr>
+                <w:rFonts w:ascii="Nirmala UI" w:hAnsi="Nirmala UI" w:eastAsia="Nirmala UI" w:cs="Nirmala UI"/>
+                <w:sz w:val="18"/>
+              </w:rPr>
+              <w:t>1.40 s</w:t>
+            </w:r>
+          </w:p>
+        </w:tc>
+        <w:tc>
+          <w:tcPr>
+            <w:tcW w:type="dxa" w:w="2880"/>
+          </w:tcPr>
+          <w:p>
+            <w:pPr>
+              <w:spacing w:before="40" w:after="40"/>
+            </w:pPr>
+            <w:r>
+              <w:rPr>
+                <w:rFonts w:ascii="Nirmala UI" w:hAnsi="Nirmala UI" w:eastAsia="Nirmala UI" w:cs="Nirmala UI"/>
+                <w:sz w:val="18"/>
+              </w:rPr>
+              <w:t>1.63 s</w:t>
+            </w:r>
+          </w:p>
+        </w:tc>
+      </w:tr>
+    </w:tbl>
+    <w:p/>
+    <w:p>
+      <w:pPr>
+        <w:spacing w:after="120"/>
+      </w:pPr>
+      <w:r>
+        <w:rPr>
+          <w:rFonts w:ascii="Nirmala UI" w:hAnsi="Nirmala UI" w:eastAsia="Nirmala UI" w:cs="Nirmala UI"/>
+        </w:rPr>
+        <w:t>Nothing here is a script or a word list. It is the same acoustic verdict feeding</w:t>
+      </w:r>
+    </w:p>
+    <w:p>
+      <w:pPr>
+        <w:spacing w:after="120"/>
+      </w:pPr>
+      <w:r>
+        <w:rPr>
+          <w:rFonts w:ascii="Nirmala UI" w:hAnsi="Nirmala UI" w:eastAsia="Nirmala UI" w:cs="Nirmala UI"/>
+        </w:rPr>
+        <w:t>timers that were already there — two of which turned out not to be reachable.</w:t>
       </w:r>
     </w:p>
     <w:sectPr>
